--- a/document_templates/russian_library/Претензии/Юридические_статусы_и_Специальные_виды_претензий/шаблон_Претензия_о_возмещении_убытков.docx
+++ b/document_templates/russian_library/Претензии/Юридические_статусы_и_Специальные_виды_претензий/шаблон_Претензия_о_возмещении_убытков.docx
@@ -47,7 +47,7 @@
         <w:rPr>
           <w:lang w:val="en-US"/>
         </w:rPr>
-        <w:t xml:space="preserve">: {{ w_t_w_r_w_prooferr_w_type_spellstart_w_r_w_rsidrpr_00b46665_w_rpr_w_lang_w_val_en_us_w_rpr_w_t_sender_info_passport_w_t_w_r_w_prooferr_w_type_spellend_w_r_w_rsidrpr_00b46665_w_rpr_w_lang_w_val_en_us_w_rpr_w_t_xml_space_preserve }}</w:t>
+        <w:t xml:space="preserve">: {{ sender_info_passport }}</w:t>
       </w:r>
     </w:p>
     <w:p>
@@ -75,7 +75,7 @@
         <w:rPr>
           <w:lang w:val="en-US"/>
         </w:rPr>
-        <w:t xml:space="preserve">: {{ w_t_w_r_w_prooferr_w_type_spellstart_w_r_w_rsidrpr_00b46665_w_rpr_w_lang_w_val_en_us_w_rpr_w_t_sender_address_w_t_w_r_w_prooferr_w_type_spellend_w_r_w_rsidrpr_00b46665_w_rpr_w_lang_w_val_en_us_w_rpr_w_t_xml_space_preserve }}</w:t>
+        <w:t xml:space="preserve">: {{ sender_address }}</w:t>
       </w:r>
     </w:p>
     <w:p>
@@ -87,12 +87,11 @@
           <w:lang w:val="en-US"/>
         </w:rPr>
       </w:pPr>
-      <w:proofErr w:type="gramStart"/>
-      <w:r>
-        <w:rPr>
-          <w:lang w:val="en-US"/>
-        </w:rPr>
-        <w:t xml:space="preserve">{{ w_t_w_r_w_prooferr_w_type_spellstart_w_r_w_rsidrpr_00b46665_w_rpr_w_lang_w_val_en_us_w_rpr_w_t_document_w_t_w_r_w_prooferr_w_type_gramend_w_r_w_rsidrpr_00b46665_w_rpr_w_lang_w_val_en_us_w_rpr_w_t_date_w_t_w_r_w_prooferr_w_type_spellend_w_r_w_rsidrpr_00b46665_w_rpr_w_lang_w_val_en_us_w_rpr_w_t_xml_space_preserve }}</w:t>
+      <w:r>
+        <w:rPr>
+          <w:lang w:val="en-US"/>
+        </w:rPr>
+        <w:t xml:space="preserve">{{ document_date }}</w:t>
       </w:r>
     </w:p>
     <w:p>
@@ -111,7 +110,7 @@
         <w:rPr>
           <w:lang w:val="en-US"/>
         </w:rPr>
-        <w:t xml:space="preserve">: {{ w_t_w_r_w_prooferr_w_type_spellstart_w_r_w_rsidrpr_00b46665_w_rpr_w_lang_w_val_en_us_w_rpr_w_t_sender_phone_w_t_w_r_w_prooferr_w_type_spellend_w_r_w_rsidrpr_00b46665_w_rpr_w_lang_w_val_en_us_w_rpr_w_t_xml_space_preserve }}</w:t>
+        <w:t xml:space="preserve">: {{ sender_phone }}</w:t>
       </w:r>
     </w:p>
     <w:p>
@@ -173,7 +172,6 @@
           <w:lang w:val="en-US"/>
         </w:rPr>
       </w:pPr>
-      <w:proofErr w:type="gramStart"/>
       <w:r>
         <w:rPr>
           <w:rFonts w:ascii="Times New Roman" w:hAnsi="Times New Roman" w:cs="Times New Roman"/>
@@ -181,7 +179,7 @@
           <w:szCs w:val="24"/>
           <w:lang w:val="en-US"/>
         </w:rPr>
-        <w:t xml:space="preserve">{{ w_t_w_r_w_prooferr_w_type_spellstart_w_r_w_rpr_w_rfonts_w_ascii_times_new_roman_w_hansi_times_new_roman_w_cs_times_new_roman_w_sz_w_val_24_w_szcs_w_val_24_w_lang_w_val_en_us_w_rpr_w_t_sender_w_t_w_r_w_prooferr_w_type_gramend_w_r_w_rpr_w_rfonts_w_ascii_times_new_roman_w_hansi_times_new_roman_w_cs_times_new_roman_w_sz_w_val_24_w_szcs_w_val_24_w_lang_w_val_en_us_w_rpr_w_t_full_name_w_t_w_r_w_prooferr_w_type_spellend_w_r_w_rpr_w_rfonts_w_ascii_times_new_roman_w_hansi_times_new_roman_w_cs_times_new_roman_w_sz_w_val_24_w_szcs_w_val_24_w_lang_w_val_en_us_w_rpr_w_t_xml_space_preserve }}</w:t>
+        <w:t xml:space="preserve">{{ sender_full_name }}</w:t>
       </w:r>
       <w:r>
         <w:rPr>
